--- a/formal_choptuik/monographs/en/Monograph_I_Roadmap_EN.docx
+++ b/formal_choptuik/monographs/en/Monograph_I_Roadmap_EN.docx
@@ -156,7 +156,7 @@
                 <w:sz w:val="24"/>
                 <w:szCs w:val="24"/>
               </w:rPr>
-              <w:t xml:space="preserve">Version 0.3.0 · Nalchik · 2026</w:t>
+              <w:t>Nalchik · 2026</w:t>
             </w:r>
           </w:p>
           <w:p>
@@ -258,6 +258,21 @@
           <w:szCs w:val="24"/>
         </w:rPr>
         <w:t xml:space="preserve">A three-phase roadmap of 27 months is proposed: foundation (geometry, analysis, interval arithmetic, the Lean–Python bridge), existence (Newton correction in a Banach space following the Reiterer–Trubowitz strategy, the implicit function theorem) and stability (spectral analysis, derivation of γ = 1/λ₀, universality). The choice of Lean 4 with mathlib is justified against Isabelle/HOL and Coq/Rocq; the ZeroMQ bridge architecture with interval certificates and the three-axiom base of Lean are described.</w:t>
+      </w:r>
+    </w:p>
+    <w:p>
+      <w:pPr>
+        <w:spacing w:after="80"/>
+        <w:ind w:firstLine="480"/>
+        <w:jc w:val="both"/>
+      </w:pPr>
+      <w:r>
+        <w:rPr>
+          <w:rFonts w:ascii="Times New Roman" w:hAnsi="Times New Roman"/>
+          <w:color w:val="242424"/>
+          <w:sz w:val="24"/>
+        </w:rPr>
+        <w:t>Programme status note. Since this volume was written, the programme has advanced: the theory tree is obligation-free (no sorry) and axiom-clean, interval arithmetic (gap G5) is resolved with proved soundness theorems, the axiomatic base (G6) is fixed and CI-enforced, and the Lean⇄Python bridge carries a live certificate channel whose exact rational artifacts are verified in Lean and discharged into the headline theorems. This volume keeps its original roadmap perspective; the audit-style snapshot of the current state is given in Volume III of the series, “The Certificate Channel and the Architecture of Trust.”</w:t>
       </w:r>
     </w:p>
     <w:p>
@@ -3054,7 +3069,7 @@
           <w:sz w:val="21"/>
           <w:szCs w:val="21"/>
         </w:rPr>
-        <w:t xml:space="preserve">Figure 6. Gantt chart: fourteen tasks across three phases, milestones at months 6, 18 and 27.</w:t>
+        <w:t>Figure 6. Gantt chart: seventeen tasks across three phases, milestones at months 6, 18 and 27.</w:t>
       </w:r>
     </w:p>
     <w:p>
@@ -5516,7 +5531,7 @@
           <w:sz w:val="24"/>
           <w:szCs w:val="24"/>
         </w:rPr>
-        <w:t xml:space="preserve">The bridge is JSON over ZeroMQ in REQ/REP mode: Lean initiates every request, the service answers. Six methods — ping, spectrum, scaling_fit, echo_period, evolve, interval_bound — cover the full cycle from liveness checks to strict interval enclosures. The protocol is versioned and regression-locked: a protocol change without a paired test in the same commit is forbidden by repository discipline. The Lean side consumes certificates only; raw floating-point numbers never cross the border into the proof layer — the rule is fixed in the axiomatic base and checked in review.</w:t>
+        <w:t>The bridge is JSON over ZeroMQ in REQ/REP mode: Lean initiates every request, the service answers. Seven methods — ping, spectrum, scaling_fit, echo_period, evolve, interval_bound, certificate — cover the full cycle from liveness checks to strict interval enclosures; the certificate method feeds the proof-grade offline channel, whose exact rational artifacts are verified in Lean and discharged into the headline theorems. The protocol is versioned and regression-locked: a protocol change without a paired test in the same commit is forbidden by repository discipline. The Lean side consumes certificates only; raw floating-point numbers never cross the border into the proof layer — the rule is fixed in the axiomatic base and checked in review.</w:t>
       </w:r>
     </w:p>
     <w:p>
